--- a/CoverLetterWriter/CoverLetter.docx
+++ b/CoverLetterWriter/CoverLetter.docx
@@ -29,7 +29,25 @@
           <w:sz w:val="20"/>
           <w:szCs w:val="20"/>
         </w:rPr>
-        <w:t>{FullName}</w:t>
+        <w:t>{</w:t>
+      </w:r>
+      <w:proofErr w:type="spellStart"/>
+      <w:r>
+        <w:rPr>
+          <w:rFonts w:cs="Calibri"/>
+          <w:sz w:val="20"/>
+          <w:szCs w:val="20"/>
+        </w:rPr>
+        <w:t>FullName</w:t>
+      </w:r>
+      <w:proofErr w:type="spellEnd"/>
+      <w:r>
+        <w:rPr>
+          <w:rFonts w:cs="Calibri"/>
+          <w:sz w:val="20"/>
+          <w:szCs w:val="20"/>
+        </w:rPr>
+        <w:t>}</w:t>
       </w:r>
     </w:p>
     <w:p>
@@ -70,8 +88,18 @@
           <w:sz w:val="20"/>
           <w:szCs w:val="20"/>
         </w:rPr>
-        <w:t>{CityAndPostcode</w:t>
-      </w:r>
+        <w:t>{</w:t>
+      </w:r>
+      <w:proofErr w:type="spellStart"/>
+      <w:r>
+        <w:rPr>
+          <w:rFonts w:cs="Calibri"/>
+          <w:sz w:val="20"/>
+          <w:szCs w:val="20"/>
+        </w:rPr>
+        <w:t>CityAndPostcode</w:t>
+      </w:r>
+      <w:proofErr w:type="spellEnd"/>
       <w:r>
         <w:rPr>
           <w:rFonts w:cs="Calibri"/>
@@ -99,7 +127,25 @@
           <w:sz w:val="20"/>
           <w:szCs w:val="20"/>
         </w:rPr>
-        <w:t>{PhoneNumber}</w:t>
+        <w:t>{</w:t>
+      </w:r>
+      <w:proofErr w:type="spellStart"/>
+      <w:r>
+        <w:rPr>
+          <w:rFonts w:cs="Calibri"/>
+          <w:sz w:val="20"/>
+          <w:szCs w:val="20"/>
+        </w:rPr>
+        <w:t>PhoneNumber</w:t>
+      </w:r>
+      <w:proofErr w:type="spellEnd"/>
+      <w:r>
+        <w:rPr>
+          <w:rFonts w:cs="Calibri"/>
+          <w:sz w:val="20"/>
+          <w:szCs w:val="20"/>
+        </w:rPr>
+        <w:t>}</w:t>
       </w:r>
     </w:p>
     <w:p>
@@ -123,6 +169,7 @@
         </w:rPr>
         <w:t>{</w:t>
       </w:r>
+      <w:proofErr w:type="gramStart"/>
       <w:r>
         <w:rPr>
           <w:rFonts w:cs="Calibri"/>
@@ -139,6 +186,7 @@
         </w:rPr>
         <w:t>mail</w:t>
       </w:r>
+      <w:proofErr w:type="gramEnd"/>
       <w:r>
         <w:rPr>
           <w:rFonts w:cs="Calibri"/>
@@ -168,6 +216,7 @@
         </w:rPr>
         <w:t>{</w:t>
       </w:r>
+      <w:proofErr w:type="spellStart"/>
       <w:r>
         <w:rPr>
           <w:rFonts w:cs="Calibri"/>
@@ -177,6 +226,7 @@
         </w:rPr>
         <w:t>CompanyName</w:t>
       </w:r>
+      <w:proofErr w:type="spellEnd"/>
       <w:r>
         <w:rPr>
           <w:rFonts w:cs="Calibri"/>
@@ -266,6 +316,7 @@
         </w:rPr>
         <w:t>Company</w:t>
       </w:r>
+      <w:proofErr w:type="spellStart"/>
       <w:r>
         <w:rPr>
           <w:rFonts w:cs="Calibri"/>
@@ -274,6 +325,7 @@
         </w:rPr>
         <w:t>CityAndPostcode</w:t>
       </w:r>
+      <w:proofErr w:type="spellEnd"/>
       <w:r>
         <w:rPr>
           <w:rFonts w:cs="Calibri"/>
@@ -317,6 +369,7 @@
           <w:szCs w:val="20"/>
         </w:rPr>
       </w:pPr>
+      <w:proofErr w:type="spellStart"/>
       <w:r>
         <w:rPr>
           <w:rFonts w:cs="Calibri"/>
@@ -327,6 +380,7 @@
         </w:rPr>
         <w:t>Bewerbung</w:t>
       </w:r>
+      <w:proofErr w:type="spellEnd"/>
       <w:r>
         <w:rPr>
           <w:rFonts w:cs="Calibri"/>
@@ -335,8 +389,9 @@
           <w:sz w:val="20"/>
           <w:szCs w:val="20"/>
         </w:rPr>
-        <w:t xml:space="preserve"> als</w:t>
-      </w:r>
+        <w:t xml:space="preserve"> </w:t>
+      </w:r>
+      <w:proofErr w:type="spellStart"/>
       <w:r>
         <w:rPr>
           <w:rFonts w:cs="Calibri"/>
@@ -345,8 +400,9 @@
           <w:sz w:val="20"/>
           <w:szCs w:val="20"/>
         </w:rPr>
-        <w:t xml:space="preserve"> </w:t>
-      </w:r>
+        <w:t>als</w:t>
+      </w:r>
+      <w:proofErr w:type="spellEnd"/>
       <w:r>
         <w:rPr>
           <w:rFonts w:cs="Calibri"/>
@@ -355,7 +411,7 @@
           <w:sz w:val="20"/>
           <w:szCs w:val="20"/>
         </w:rPr>
-        <w:t>{</w:t>
+        <w:t xml:space="preserve"> </w:t>
       </w:r>
       <w:r>
         <w:rPr>
@@ -364,10 +420,22 @@
           <w:bCs/>
           <w:sz w:val="20"/>
           <w:szCs w:val="20"/>
+        </w:rPr>
+        <w:t>{</w:t>
+      </w:r>
+      <w:proofErr w:type="spellStart"/>
+      <w:r>
+        <w:rPr>
+          <w:rFonts w:cs="Calibri"/>
+          <w:b/>
+          <w:bCs/>
+          <w:sz w:val="20"/>
+          <w:szCs w:val="20"/>
           <w:lang w:val="en-DE"/>
         </w:rPr>
         <w:t>PositionFullName</w:t>
       </w:r>
+      <w:proofErr w:type="spellEnd"/>
       <w:r>
         <w:rPr>
           <w:rFonts w:cs="Calibri"/>
@@ -425,6 +493,7 @@
           <w:rFonts w:cs="Calibri"/>
           <w:sz w:val="20"/>
           <w:szCs w:val="20"/>
+          <w:lang w:val="de-DE"/>
         </w:rPr>
       </w:pPr>
       <w:r>
@@ -432,8 +501,46 @@
           <w:rFonts w:cs="Calibri"/>
           <w:sz w:val="20"/>
           <w:szCs w:val="20"/>
-        </w:rPr>
-        <w:t>{MainText}</w:t>
+          <w:lang w:val="de-DE"/>
+        </w:rPr>
+        <w:t xml:space="preserve">mit großem Interesse habe ich auf Ihrer Website die Ausschreibung für die Position </w:t>
+      </w:r>
+      <w:r>
+        <w:rPr>
+          <w:rFonts w:cs="Calibri"/>
+          <w:sz w:val="20"/>
+          <w:szCs w:val="20"/>
+        </w:rPr>
+        <w:t>{</w:t>
+      </w:r>
+      <w:proofErr w:type="spellStart"/>
+      <w:r>
+        <w:rPr>
+          <w:rFonts w:cs="Calibri"/>
+          <w:sz w:val="20"/>
+          <w:szCs w:val="20"/>
+          <w:lang w:val="en-DE"/>
+        </w:rPr>
+        <w:t>PositionName</w:t>
+      </w:r>
+      <w:proofErr w:type="spellEnd"/>
+      <w:r>
+        <w:rPr>
+          <w:rFonts w:cs="Calibri"/>
+          <w:sz w:val="20"/>
+          <w:szCs w:val="20"/>
+          <w:lang w:val="en-DE"/>
+        </w:rPr>
+        <w:t xml:space="preserve">} </w:t>
+      </w:r>
+      <w:r>
+        <w:rPr>
+          <w:rFonts w:cs="Calibri"/>
+          <w:sz w:val="20"/>
+          <w:szCs w:val="20"/>
+          <w:lang w:val="de-DE"/>
+        </w:rPr>
+        <w:t>gelesen. Mein Name ist Nouha Drissi, und ich bin begeistert von der Möglichkeit, zum kontinuierlichen Erfolg und Wachstum Ihres Unternehmens beizutragen.</w:t>
       </w:r>
     </w:p>
     <w:p>
@@ -449,19 +556,153 @@
       </w:pPr>
       <w:r>
         <w:rPr>
-          <w:b/>
-          <w:bCs/>
-          <w:sz w:val="20"/>
-          <w:szCs w:val="20"/>
-        </w:rPr>
-        <w:t>Mit freundlichen Grüßen</w:t>
-      </w:r>
-      <w:r>
-        <w:rPr>
-          <w:sz w:val="20"/>
-          <w:szCs w:val="20"/>
-        </w:rPr>
-        <w:t>,</w:t>
+          <w:rFonts w:cs="Calibri"/>
+          <w:sz w:val="20"/>
+          <w:szCs w:val="20"/>
+        </w:rPr>
+        <w:t>{</w:t>
+      </w:r>
+      <w:proofErr w:type="spellStart"/>
+      <w:r>
+        <w:rPr>
+          <w:rFonts w:cs="Calibri"/>
+          <w:sz w:val="20"/>
+          <w:szCs w:val="20"/>
+        </w:rPr>
+        <w:t>MainText</w:t>
+      </w:r>
+      <w:proofErr w:type="spellEnd"/>
+      <w:r>
+        <w:rPr>
+          <w:rFonts w:cs="Calibri"/>
+          <w:sz w:val="20"/>
+          <w:szCs w:val="20"/>
+        </w:rPr>
+        <w:t>}</w:t>
+      </w:r>
+    </w:p>
+    <w:p>
+      <w:pPr>
+        <w:pStyle w:val="Default"/>
+        <w:tabs>
+          <w:tab w:val="left" w:pos="720"/>
+          <w:tab w:val="left" w:pos="1440"/>
+          <w:tab w:val="left" w:pos="2160"/>
+          <w:tab w:val="left" w:pos="2880"/>
+          <w:tab w:val="left" w:pos="3600"/>
+          <w:tab w:val="left" w:pos="4320"/>
+          <w:tab w:val="left" w:pos="5040"/>
+          <w:tab w:val="left" w:pos="5760"/>
+          <w:tab w:val="left" w:pos="6480"/>
+          <w:tab w:val="left" w:pos="7200"/>
+          <w:tab w:val="left" w:pos="7920"/>
+          <w:tab w:val="left" w:pos="8640"/>
+        </w:tabs>
+        <w:spacing w:before="0" w:after="240" w:line="240" w:lineRule="auto"/>
+        <w:rPr>
+          <w:rFonts w:ascii="Calibri" w:hAnsi="Calibri" w:cs="Calibri"/>
+          <w:sz w:val="20"/>
+          <w:szCs w:val="20"/>
+        </w:rPr>
+      </w:pPr>
+      <w:r>
+        <w:rPr>
+          <w:rFonts w:ascii="Calibri" w:hAnsi="Calibri" w:cs="Calibri"/>
+          <w:sz w:val="20"/>
+          <w:szCs w:val="20"/>
+        </w:rPr>
+        <w:t>Aktuell arbeite ich in meiner Freizeit an der Entwicklung einer</w:t>
+      </w:r>
+      <w:r>
+        <w:rPr>
+          <w:rFonts w:ascii="Calibri" w:hAnsi="Calibri" w:cs="Calibri"/>
+          <w:color w:val="0D0D0D"/>
+          <w:sz w:val="20"/>
+          <w:szCs w:val="20"/>
+          <w:shd w:val="clear" w:color="auto" w:fill="FFFFFF"/>
+        </w:rPr>
+        <w:t xml:space="preserve"> </w:t>
+      </w:r>
+      <w:hyperlink r:id="rId6" w:history="1">
+        <w:r>
+          <w:rPr>
+            <w:rStyle w:val="Hyperlink"/>
+            <w:rFonts w:ascii="Calibri" w:hAnsi="Calibri" w:cs="Calibri"/>
+            <w:color w:val="D9E2F3" w:themeColor="accent1" w:themeTint="33"/>
+            <w:sz w:val="20"/>
+            <w:szCs w:val="20"/>
+            <w:shd w:val="clear" w:color="auto" w:fill="FFFFFF"/>
+          </w:rPr>
+          <w:t>Website</w:t>
+        </w:r>
+      </w:hyperlink>
+      <w:r>
+        <w:rPr>
+          <w:rStyle w:val="Hyperlink"/>
+          <w:rFonts w:ascii="Calibri" w:hAnsi="Calibri" w:cs="Calibri"/>
+          <w:color w:val="D9E2F3" w:themeColor="accent1" w:themeTint="33"/>
+          <w:sz w:val="20"/>
+          <w:szCs w:val="20"/>
+          <w:shd w:val="clear" w:color="auto" w:fill="FFFFFF"/>
+        </w:rPr>
+        <w:t xml:space="preserve"> </w:t>
+      </w:r>
+      <w:r>
+        <w:rPr>
+          <w:rFonts w:ascii="Calibri" w:hAnsi="Calibri" w:cs="Calibri"/>
+          <w:sz w:val="20"/>
+          <w:szCs w:val="20"/>
+        </w:rPr>
+        <w:t>für eine Freundin, wobei ich sowohl das Frontend als auch das Backend betreue und zudem für das Hosting auf dem Server verantwortlich bin.</w:t>
+      </w:r>
+      <w:r>
+        <w:rPr>
+          <w:rFonts w:ascii="Calibri" w:hAnsi="Calibri" w:cs="Calibri"/>
+          <w:sz w:val="20"/>
+          <w:szCs w:val="20"/>
+        </w:rPr>
+        <w:t xml:space="preserve"> </w:t>
+      </w:r>
+      <w:r>
+        <w:rPr>
+          <w:rFonts w:ascii="Calibri" w:hAnsi="Calibri" w:cs="Calibri"/>
+          <w:sz w:val="20"/>
+          <w:szCs w:val="20"/>
+        </w:rPr>
+        <w:t>Darüber hinaus nehme ich an einem Online-Kurs teil, "CS50's Web Programming with Python and JavaScript", um meine Programmierkenntnisse weiter zu vertiefen.</w:t>
+      </w:r>
+    </w:p>
+    <w:p>
+      <w:pPr>
+        <w:pStyle w:val="Default"/>
+        <w:tabs>
+          <w:tab w:val="left" w:pos="720"/>
+          <w:tab w:val="left" w:pos="1440"/>
+          <w:tab w:val="left" w:pos="2160"/>
+          <w:tab w:val="left" w:pos="2880"/>
+          <w:tab w:val="left" w:pos="3600"/>
+          <w:tab w:val="left" w:pos="4320"/>
+          <w:tab w:val="left" w:pos="5040"/>
+          <w:tab w:val="left" w:pos="5760"/>
+          <w:tab w:val="left" w:pos="6480"/>
+          <w:tab w:val="left" w:pos="7200"/>
+          <w:tab w:val="left" w:pos="7920"/>
+          <w:tab w:val="left" w:pos="8640"/>
+        </w:tabs>
+        <w:spacing w:before="0" w:after="240" w:line="240" w:lineRule="auto"/>
+        <w:rPr>
+          <w:rFonts w:ascii="Calibri" w:eastAsia="Times Roman" w:hAnsi="Calibri" w:cs="Calibri"/>
+          <w:sz w:val="20"/>
+          <w:szCs w:val="20"/>
+        </w:rPr>
+      </w:pPr>
+      <w:r>
+        <w:rPr>
+          <w:rFonts w:ascii="Calibri" w:hAnsi="Calibri" w:cs="Calibri"/>
+          <w:sz w:val="20"/>
+          <w:szCs w:val="20"/>
+        </w:rPr>
+        <w:t>Vielen Dank, dass Sie meine Bewerbung in Betracht ziehen. Ich freue mich auf die Gelegenheit, mit Ihnen in Kontakt zu treten.</w:t>
       </w:r>
     </w:p>
     <w:p>
@@ -477,17 +718,76 @@
       </w:pPr>
       <w:r>
         <w:rPr>
-          <w:rFonts w:cs="Calibri"/>
-          <w:sz w:val="20"/>
-          <w:szCs w:val="20"/>
-          <w:lang w:val="it-IT"/>
-        </w:rPr>
-        <w:t>{FullName}</w:t>
+          <w:b/>
+          <w:bCs/>
+          <w:sz w:val="20"/>
+          <w:szCs w:val="20"/>
+        </w:rPr>
+        <w:t xml:space="preserve">Mit </w:t>
+      </w:r>
+      <w:proofErr w:type="spellStart"/>
+      <w:r>
+        <w:rPr>
+          <w:b/>
+          <w:bCs/>
+          <w:sz w:val="20"/>
+          <w:szCs w:val="20"/>
+        </w:rPr>
+        <w:t>freundlichen</w:t>
+      </w:r>
+      <w:proofErr w:type="spellEnd"/>
+      <w:r>
+        <w:rPr>
+          <w:b/>
+          <w:bCs/>
+          <w:sz w:val="20"/>
+          <w:szCs w:val="20"/>
+        </w:rPr>
+        <w:t xml:space="preserve"> </w:t>
+      </w:r>
+      <w:proofErr w:type="spellStart"/>
+      <w:r>
+        <w:rPr>
+          <w:b/>
+          <w:bCs/>
+          <w:sz w:val="20"/>
+          <w:szCs w:val="20"/>
+        </w:rPr>
+        <w:t>Grüßen</w:t>
+      </w:r>
+      <w:proofErr w:type="spellEnd"/>
+      <w:r>
+        <w:rPr>
+          <w:sz w:val="20"/>
+          <w:szCs w:val="20"/>
+        </w:rPr>
+        <w:t>,</w:t>
+      </w:r>
+    </w:p>
+    <w:p>
+      <w:pPr>
+        <w:pStyle w:val="Body"/>
+        <w:spacing w:after="120"/>
+        <w:jc w:val="both"/>
+        <w:rPr>
+          <w:rFonts w:cs="Calibri"/>
+          <w:sz w:val="20"/>
+          <w:szCs w:val="20"/>
+        </w:rPr>
+      </w:pPr>
+      <w:r>
+        <w:rPr>
+          <w:rFonts w:cs="Calibri"/>
+          <w:sz w:val="20"/>
+          <w:szCs w:val="20"/>
+          <w:lang w:val="en-US"/>
+        </w:rPr>
+        <w:t>Drissi Nouha</w:t>
       </w:r>
     </w:p>
     <w:sectPr>
-      <w:headerReference w:type="default" r:id="rId6"/>
-      <w:footerReference w:type="default" r:id="rId7"/>
+      <w:headerReference w:type="default" r:id="rId7"/>
+      <w:footerReference w:type="default" r:id="rId8"/>
       <w:pgSz w:w="11900" w:h="16840"/>
       <w:pgMar w:top="2552" w:right="1134" w:bottom="1418" w:left="1418" w:header="709" w:footer="709" w:gutter="0"/>
       <w:cols w:space="720"/>
@@ -967,7 +1267,6 @@
   <w:style w:type="character" w:default="1" w:styleId="DefaultParagraphFont">
     <w:name w:val="Default Paragraph Font"/>
     <w:uiPriority w:val="1"/>
-    <w:semiHidden/>
     <w:unhideWhenUsed/>
   </w:style>
   <w:style w:type="table" w:default="1" w:styleId="TableNormal">
